--- a/documents/economy_tutorial.docx
+++ b/documents/economy_tutorial.docx
@@ -1,6 +1,6 @@
 
 <file path=word/document.xml><?xml version="1.0" encoding="utf-8"?>
-<w:document xmlns:wpc="http://schemas.microsoft.com/office/word/2010/wordprocessingCanvas" xmlns:mo="http://schemas.microsoft.com/office/mac/office/2008/main" xmlns:mc="http://schemas.openxmlformats.org/markup-compatibility/2006" xmlns:mv="urn:schemas-microsoft-com:mac:vml" xmlns:o="urn:schemas-microsoft-com:office:office" xmlns:r="http://schemas.openxmlformats.org/officeDocument/2006/relationships" xmlns:m="http://schemas.openxmlformats.org/officeDocument/2006/math" xmlns:v="urn:schemas-microsoft-com:vml" xmlns:wp14="http://schemas.microsoft.com/office/word/2010/wordprocessingDrawing" xmlns:wp="http://schemas.openxmlformats.org/drawingml/2006/wordprocessingDrawing" xmlns:w10="urn:schemas-microsoft-com:office:word" xmlns:w="http://schemas.openxmlformats.org/wordprocessingml/2006/main" xmlns:w14="http://schemas.microsoft.com/office/word/2010/wordml" xmlns:w15="http://schemas.microsoft.com/office/word/2012/wordml" xmlns:wpg="http://schemas.microsoft.com/office/word/2010/wordprocessingGroup" xmlns:wpi="http://schemas.microsoft.com/office/word/2010/wordprocessingInk" xmlns:wne="http://schemas.microsoft.com/office/word/2006/wordml" xmlns:wps="http://schemas.microsoft.com/office/word/2010/wordprocessingShape" mc:Ignorable="w14 w15 wp14">
+<w:document xmlns:wpc="http://schemas.microsoft.com/office/word/2010/wordprocessingCanvas" xmlns:cx="http://schemas.microsoft.com/office/drawing/2014/chartex" xmlns:mc="http://schemas.openxmlformats.org/markup-compatibility/2006" xmlns:o="urn:schemas-microsoft-com:office:office" xmlns:r="http://schemas.openxmlformats.org/officeDocument/2006/relationships" xmlns:m="http://schemas.openxmlformats.org/officeDocument/2006/math" xmlns:v="urn:schemas-microsoft-com:vml" xmlns:wp14="http://schemas.microsoft.com/office/word/2010/wordprocessingDrawing" xmlns:wp="http://schemas.openxmlformats.org/drawingml/2006/wordprocessingDrawing" xmlns:w10="urn:schemas-microsoft-com:office:word" xmlns:w="http://schemas.openxmlformats.org/wordprocessingml/2006/main" xmlns:w14="http://schemas.microsoft.com/office/word/2010/wordml" xmlns:w15="http://schemas.microsoft.com/office/word/2012/wordml" xmlns:w16se="http://schemas.microsoft.com/office/word/2015/wordml/symex" xmlns:wpg="http://schemas.microsoft.com/office/word/2010/wordprocessingGroup" xmlns:wpi="http://schemas.microsoft.com/office/word/2010/wordprocessingInk" xmlns:wne="http://schemas.microsoft.com/office/word/2006/wordml" xmlns:wps="http://schemas.microsoft.com/office/word/2010/wordprocessingShape" mc:Ignorable="w14 w15 w16se wp14">
   <w:body>
     <w:p>
       <w:pPr>
@@ -24,7 +24,13 @@
         <w:t xml:space="preserve">(сумма инвестиций) </w:t>
       </w:r>
       <w:r>
-        <w:t>разработки новой техники входят затраты на проектирование (стоимость НИОКР) и расходы на производство продукции  (инвестиции в производство).</w:t>
+        <w:t>разработки новой техники входят затраты на проектирование (стоимость НИОКР) и рас</w:t>
+      </w:r>
+      <w:r>
+        <w:t xml:space="preserve">ходы на производство продукции </w:t>
+      </w:r>
+      <w:r>
+        <w:t>(инвестиции в производство).</w:t>
       </w:r>
     </w:p>
     <w:p>
@@ -73,13 +79,26 @@
     </w:p>
     <w:p>
       <w:r>
-        <w:t>Смета  затрат – расчет и заполнение данных в табл</w:t>
+        <w:t>Смета</w:t>
+      </w:r>
+      <w:bookmarkStart w:id="0" w:name="_GoBack"/>
+      <w:bookmarkEnd w:id="0"/>
+      <w:r>
+        <w:t> затрат – расчет и заполнение данных в табл</w:t>
       </w:r>
       <w:r>
         <w:t>. 1</w:t>
       </w:r>
       <w:r>
-        <w:t>. Процентное соотношение берется или из статистики, или определяется экспертно.</w:t>
+        <w:t xml:space="preserve">. Процентное соотношение берется или из статистики, или определяется </w:t>
+      </w:r>
+      <w:proofErr w:type="spellStart"/>
+      <w:r>
+        <w:t>экспертно</w:t>
+      </w:r>
+      <w:proofErr w:type="spellEnd"/>
+      <w:r>
+        <w:t>.</w:t>
       </w:r>
     </w:p>
     <w:p>
@@ -341,15 +360,21 @@
     <w:p/>
     <w:p>
       <w:r>
-        <w:t>1. 1. Расходы на оплату труда = ? (подставить формулу).</w:t>
+        <w:t xml:space="preserve">1. 1. Расходы на оплату труда </w:t>
+      </w:r>
+      <w:proofErr w:type="gramStart"/>
+      <w:r>
+        <w:t>= ?</w:t>
+      </w:r>
+      <w:proofErr w:type="gramEnd"/>
+      <w:r>
+        <w:t xml:space="preserve"> (подставить формулу).</w:t>
       </w:r>
     </w:p>
     <w:p>
       <w:r>
         <w:t>Эти расходы</w:t>
       </w:r>
-      <w:bookmarkStart w:id="0" w:name="_GoBack"/>
-      <w:bookmarkEnd w:id="0"/>
       <w:r>
         <w:t xml:space="preserve"> зависят от численности занятых работников - Ч, времени выполнения НИОКР - Т и стоимости рабочей единицы времени (обычно руб./ день или руб. / час) - С.</w:t>
       </w:r>
@@ -370,7 +395,15 @@
         <w:t>Я обычно предлагаю решать п. 1.1. относительно</w:t>
       </w:r>
       <w:r>
-        <w:t xml:space="preserve"> Ч, т.к. время выполнения НИОКР дано в Вашем задании ДП. Стоимость С определить из статистики или экспертно. </w:t>
+        <w:t xml:space="preserve"> Ч, т.к. время выполнения НИОКР дано в Вашем задании ДП. Стоимость С определить из статистики или </w:t>
+      </w:r>
+      <w:proofErr w:type="spellStart"/>
+      <w:r>
+        <w:t>экспертно</w:t>
+      </w:r>
+      <w:proofErr w:type="spellEnd"/>
+      <w:r>
+        <w:t xml:space="preserve">. </w:t>
       </w:r>
     </w:p>
     <w:p>
@@ -640,13 +673,24 @@
         <w:t>Например,</w:t>
       </w:r>
       <w:r>
-        <w:t xml:space="preserve"> Т</w:t>
+        <w:t xml:space="preserve"> </w:t>
+      </w:r>
+      <w:proofErr w:type="spellStart"/>
+      <w:r>
+        <w:t>Т</w:t>
       </w:r>
       <w:r>
         <w:rPr>
           <w:vertAlign w:val="subscript"/>
         </w:rPr>
-        <w:t xml:space="preserve">х </w:t>
+        <w:t>х</w:t>
+      </w:r>
+      <w:proofErr w:type="spellEnd"/>
+      <w:r>
+        <w:rPr>
+          <w:vertAlign w:val="subscript"/>
+        </w:rPr>
+        <w:t xml:space="preserve"> </w:t>
       </w:r>
       <w:r>
         <w:t>= 1000 чел. /час., а процентное</w:t>
@@ -799,7 +843,7 @@
 </file>
 
 <file path=word/styles.xml><?xml version="1.0" encoding="utf-8"?>
-<w:styles xmlns:mc="http://schemas.openxmlformats.org/markup-compatibility/2006" xmlns:r="http://schemas.openxmlformats.org/officeDocument/2006/relationships" xmlns:w="http://schemas.openxmlformats.org/wordprocessingml/2006/main" xmlns:w14="http://schemas.microsoft.com/office/word/2010/wordml" xmlns:w15="http://schemas.microsoft.com/office/word/2012/wordml" mc:Ignorable="w14 w15">
+<w:styles xmlns:mc="http://schemas.openxmlformats.org/markup-compatibility/2006" xmlns:r="http://schemas.openxmlformats.org/officeDocument/2006/relationships" xmlns:w="http://schemas.openxmlformats.org/wordprocessingml/2006/main" xmlns:w14="http://schemas.microsoft.com/office/word/2010/wordml" xmlns:w15="http://schemas.microsoft.com/office/word/2012/wordml" xmlns:w16se="http://schemas.microsoft.com/office/word/2015/wordml/symex" mc:Ignorable="w14 w15 w16se">
   <w:docDefaults>
     <w:rPrDefault>
       <w:rPr>
@@ -817,7 +861,7 @@
       </w:pPr>
     </w:pPrDefault>
   </w:docDefaults>
-  <w:latentStyles w:defLockedState="0" w:defUIPriority="99" w:defSemiHidden="0" w:defUnhideWhenUsed="0" w:defQFormat="0" w:count="382">
+  <w:latentStyles w:defLockedState="0" w:defUIPriority="99" w:defSemiHidden="0" w:defUnhideWhenUsed="0" w:defQFormat="0" w:count="371">
     <w:lsdException w:name="Normal" w:uiPriority="0" w:qFormat="1"/>
     <w:lsdException w:name="heading 1" w:uiPriority="9" w:qFormat="1"/>
     <w:lsdException w:name="heading 2" w:semiHidden="1" w:uiPriority="9" w:unhideWhenUsed="1" w:qFormat="1"/>
@@ -974,15 +1018,6 @@
     <w:lsdException w:name="Balloon Text" w:semiHidden="1" w:unhideWhenUsed="1"/>
     <w:lsdException w:name="Table Grid" w:uiPriority="59"/>
     <w:lsdException w:name="Table Theme" w:semiHidden="1" w:unhideWhenUsed="1"/>
-    <w:lsdException w:name="Note Level 1" w:semiHidden="1" w:unhideWhenUsed="1"/>
-    <w:lsdException w:name="Note Level 2" w:semiHidden="1" w:unhideWhenUsed="1"/>
-    <w:lsdException w:name="Note Level 3" w:semiHidden="1" w:unhideWhenUsed="1"/>
-    <w:lsdException w:name="Note Level 4" w:semiHidden="1" w:unhideWhenUsed="1"/>
-    <w:lsdException w:name="Note Level 5" w:semiHidden="1" w:unhideWhenUsed="1"/>
-    <w:lsdException w:name="Note Level 6" w:semiHidden="1" w:unhideWhenUsed="1"/>
-    <w:lsdException w:name="Note Level 7" w:semiHidden="1" w:unhideWhenUsed="1"/>
-    <w:lsdException w:name="Note Level 8" w:semiHidden="1" w:unhideWhenUsed="1"/>
-    <w:lsdException w:name="Note Level 9" w:semiHidden="1" w:unhideWhenUsed="1"/>
     <w:lsdException w:name="Placeholder Text" w:semiHidden="1"/>
     <w:lsdException w:name="No Spacing" w:uiPriority="1" w:qFormat="1"/>
     <w:lsdException w:name="Light Shading" w:uiPriority="60"/>
@@ -1198,8 +1233,6 @@
     <w:lsdException w:name="List Table 5 Dark Accent 6" w:uiPriority="50"/>
     <w:lsdException w:name="List Table 6 Colorful Accent 6" w:uiPriority="51"/>
     <w:lsdException w:name="List Table 7 Colorful Accent 6" w:uiPriority="52"/>
-    <w:lsdException w:name="Mention" w:semiHidden="1" w:unhideWhenUsed="1"/>
-    <w:lsdException w:name="Smart Hyperlink" w:semiHidden="1" w:unhideWhenUsed="1"/>
   </w:latentStyles>
   <w:style w:type="paragraph" w:default="1" w:styleId="a">
     <w:name w:val="Normal"/>
@@ -1244,7 +1277,6 @@
       <w:spacing w:line="240" w:lineRule="auto"/>
     </w:pPr>
     <w:tblPr>
-      <w:tblInd w:w="0" w:type="dxa"/>
       <w:tblBorders>
         <w:top w:val="single" w:sz="4" w:space="0" w:color="auto"/>
         <w:left w:val="single" w:sz="4" w:space="0" w:color="auto"/>
@@ -1253,12 +1285,6 @@
         <w:insideH w:val="single" w:sz="4" w:space="0" w:color="auto"/>
         <w:insideV w:val="single" w:sz="4" w:space="0" w:color="auto"/>
       </w:tblBorders>
-      <w:tblCellMar>
-        <w:top w:w="0" w:type="dxa"/>
-        <w:left w:w="108" w:type="dxa"/>
-        <w:bottom w:w="0" w:type="dxa"/>
-        <w:right w:w="108" w:type="dxa"/>
-      </w:tblCellMar>
     </w:tblPr>
   </w:style>
 </w:styles>
